--- a/PVS一体化验证平台_应用安全检测报告.docx
+++ b/PVS一体化验证平台_应用安全检测报告.docx
@@ -681,6 +681,48 @@
           </w:p>
         </w:tc>
       </w:tr>
+      <w:tr>
+        <w:tc>
+          <w:tcPr>
+            <w:tcW w:type="dxa" w:w="2160"/>
+          </w:tcPr>
+          <w:p>
+            <w:r>
+              <w:t>2026-07-29</w:t>
+            </w:r>
+          </w:p>
+        </w:tc>
+        <w:tc>
+          <w:tcPr>
+            <w:tcW w:type="dxa" w:w="2160"/>
+          </w:tcPr>
+          <w:p>
+            <w:r>
+              <w:t>V1.1</w:t>
+            </w:r>
+          </w:p>
+        </w:tc>
+        <w:tc>
+          <w:tcPr>
+            <w:tcW w:type="dxa" w:w="2160"/>
+          </w:tcPr>
+          <w:p>
+            <w:r>
+              <w:t>测试环境授权后补充：SQL注入/XSS 非破坏性探测、数据导出安全实测；更新漏洞类/业务类未测试项的具体限制说明</w:t>
+            </w:r>
+          </w:p>
+        </w:tc>
+        <w:tc>
+          <w:tcPr>
+            <w:tcW w:type="dxa" w:w="2160"/>
+          </w:tcPr>
+          <w:p>
+            <w:r>
+              <w:t>AI安全员</w:t>
+            </w:r>
+          </w:p>
+        </w:tc>
+      </w:tr>
     </w:tbl>
     <w:p>
       <w:pPr>
@@ -821,7 +863,7 @@
         <w:rPr>
           <w:i w:val="0"/>
         </w:rPr>
-        <w:t>本次安全检测共完成 55 项检测内容，共计发现 11 个安全风险，其中高危风险 1 个、中危风险 10 个、低危风险 0 个（判定为“不符合”）。另有“符合” 14 项、“未测试” 29 项、“不涉及” 1 项。</w:t>
+        <w:t>本次安全检测共完成 55 项检测内容，共计发现 12 个安全风险，其中高危风险 1 个、中危风险 11 个、低危风险 0 个（判定为“不符合”）。另有“符合” 16 项、“未测试” 26 项、“不涉及” 1 项。</w:t>
       </w:r>
     </w:p>
     <w:p>
@@ -829,7 +871,7 @@
         <w:rPr>
           <w:i w:val="0"/>
         </w:rPr>
-        <w:t>“未测试” 29 项系因测试条件受限（如缺少对照账号、生产环境非破坏性约束、经隧道无法验证等）无法完成验证，据实标记并说明原因；“不涉及” 1 项系统不涉及对应功能场景。</w:t>
+        <w:t>“未测试” 26 项系因测试条件受限（如缺少对照账号、生产环境非破坏性约束、经隧道无法验证等）无法完成验证，据实标记并说明原因；“不涉及” 1 项系统不涉及对应功能场景。</w:t>
       </w:r>
     </w:p>
     <w:p>
@@ -1424,6 +1466,60 @@
           </w:tcPr>
           <w:p>
             <w:r>
+              <w:t>3.12.3</w:t>
+            </w:r>
+          </w:p>
+        </w:tc>
+        <w:tc>
+          <w:tcPr>
+            <w:tcW w:type="dxa" w:w="1728"/>
+          </w:tcPr>
+          <w:p>
+            <w:r>
+              <w:t>数据导出安全测试</w:t>
+            </w:r>
+          </w:p>
+        </w:tc>
+        <w:tc>
+          <w:tcPr>
+            <w:tcW w:type="dxa" w:w="1728"/>
+          </w:tcPr>
+          <w:p>
+            <w:r>
+              <w:rPr>
+                <w:b/>
+                <w:color w:val="E36C09"/>
+              </w:rPr>
+              <w:t>中</w:t>
+            </w:r>
+          </w:p>
+        </w:tc>
+        <w:tc>
+          <w:tcPr>
+            <w:tcW w:type="dxa" w:w="1728"/>
+          </w:tcPr>
+          <w:p>
+            <w:r/>
+          </w:p>
+        </w:tc>
+      </w:tr>
+      <w:tr>
+        <w:tc>
+          <w:tcPr>
+            <w:tcW w:type="dxa" w:w="1728"/>
+          </w:tcPr>
+          <w:p>
+            <w:r>
+              <w:t>11</w:t>
+            </w:r>
+          </w:p>
+        </w:tc>
+        <w:tc>
+          <w:tcPr>
+            <w:tcW w:type="dxa" w:w="1728"/>
+          </w:tcPr>
+          <w:p>
+            <w:r>
               <w:t>3.13.3</w:t>
             </w:r>
           </w:p>
@@ -1468,7 +1564,7 @@
           </w:tcPr>
           <w:p>
             <w:r>
-              <w:t>11</w:t>
+              <w:t>12</w:t>
             </w:r>
           </w:p>
         </w:tc>
@@ -1521,7 +1617,7 @@
         <w:rPr>
           <w:i/>
         </w:rPr>
-        <w:t>注：上表仅列出本次判定为“不符合”的 11 项风险；全部 55 项检测内容的逐项结果（含符合/未测试/不涉及）详见“检测详情”。“复测结果”列供整改复测时填写。</w:t>
+        <w:t>注：上表仅列出本次判定为“不符合”的 12 项风险；全部 55 项检测内容的逐项结果（含符合/未测试/不涉及）详见“检测详情”。“复测结果”列供整改复测时填写。</w:t>
       </w:r>
     </w:p>
     <w:p>
@@ -1774,7 +1870,7 @@
           </w:tcPr>
           <w:p>
             <w:r>
-              <w:t>本次经 cpolar TCP 隧道仅将目标 443 端口映射至本地进行测试，无法从用户内网侧对目标主机开展整体端口扫描（Nmap 等），故未评估高危端口暴露、业务端与管理端端口分离、管理端 IP 白名单等情况。</w:t>
+              <w:t>本次经 TCP 隧道仅将目标 443 端口映射至本地进行测试，无法从用户内网侧对目标主机开展整体端口扫描（Nmap 等），故未评估高危端口暴露、业务端与管理端端口分离、管理端 IP 白名单等情况。</w:t>
             </w:r>
           </w:p>
         </w:tc>
@@ -10599,7 +10695,7 @@
           </w:tcPr>
           <w:p>
             <w:r>
-              <w:t>平台存在“附件管理”及用户管理“添加/导出”等功能，但为避免向生产/测试环境写入文件或产生数据，未实际执行文件上传以验证后缀白名单、服务端校验、脚本解析、竞争上传等。</w:t>
+              <w:t>“附件管理”仅为附件查询/列表视图，无独立上传入口；文件上传依附于业务流程表单，而本测试租户无流程实例可发起，未获得可达上传入口验证后缀白名单/脚本解析。</w:t>
             </w:r>
           </w:p>
         </w:tc>
@@ -10649,7 +10745,7 @@
           </w:tcPr>
           <w:p>
             <w:r>
-              <w:t>低影响原则，未执行上传写入操作。</w:t>
+              <w:t>测试租户无可达上传入口。</w:t>
             </w:r>
           </w:p>
         </w:tc>
@@ -10886,7 +10982,7 @@
           </w:tcPr>
           <w:p>
             <w:r>
-              <w:t>存在“导出/附件管理”等下载相关功能，但未实测未授权下载、越权读取或目录穿越等下载权限设计问题（避免下载真实业务数据）。</w:t>
+              <w:t>附件管理列表为空（测试租户无附件数据），无可下载的文件条目，无法就未授权下载/越权读取/目录穿越开展实测。</w:t>
             </w:r>
           </w:p>
         </w:tc>
@@ -10936,7 +11032,7 @@
           </w:tcPr>
           <w:p>
             <w:r>
-              <w:t>为避免下载真实数据未做下载越权测试。</w:t>
+              <w:t>测试租户无附件数据可测。</w:t>
             </w:r>
           </w:p>
         </w:tc>
@@ -11173,7 +11269,7 @@
           </w:tcPr>
           <w:p>
             <w:r>
-              <w:t>未针对具体业务功能开展多线程条件竞争测试（需明确的业务下单/兑换等场景且属高影响操作）。</w:t>
+              <w:t>测试租户无业务流程实例与下单/兑换等可达场景，无法开展多线程条件竞争测试。</w:t>
             </w:r>
           </w:p>
         </w:tc>
@@ -11223,7 +11319,7 @@
           </w:tcPr>
           <w:p>
             <w:r>
-              <w:t>缺明确业务场景且属高影响，未测试。</w:t>
+              <w:t>测试租户无可达业务场景。</w:t>
             </w:r>
           </w:p>
         </w:tc>
@@ -11460,7 +11556,7 @@
           </w:tcPr>
           <w:p>
             <w:r>
-              <w:t>未对业务关键参数做空值/负数/超大数/类型篡改等数据类型验证测试（需具体业务表单且属可能影响数据的操作）。</w:t>
+              <w:t>测试租户无可达的业务表单/流程实例，无法对业务关键参数做空值/负数/超大数/类型篡改等验证。</w:t>
             </w:r>
           </w:p>
         </w:tc>
@@ -11510,7 +11606,7 @@
           </w:tcPr>
           <w:p>
             <w:r>
-              <w:t>缺具体业务表单场景，且为避免影响数据未测试。</w:t>
+              <w:t>测试租户无可达业务表单场景。</w:t>
             </w:r>
           </w:p>
         </w:tc>
@@ -11747,7 +11843,7 @@
           </w:tcPr>
           <w:p>
             <w:r>
-              <w:t>未对具体业务流程（如审批流）开展非预期顺序执行测试（需业务数据与流程实例，属可能影响业务的操作）。</w:t>
+              <w:t>测试租户无审批流等业务流程实例（待办列表为空），无法开展非预期顺序执行测试。</w:t>
             </w:r>
           </w:p>
         </w:tc>
@@ -11797,7 +11893,7 @@
           </w:tcPr>
           <w:p>
             <w:r>
-              <w:t>缺业务流程实例，未测试。</w:t>
+              <w:t>测试租户无流程实例。</w:t>
             </w:r>
           </w:p>
         </w:tc>
@@ -13569,9 +13665,9 @@
             <w:r>
               <w:rPr>
                 <w:b/>
-                <w:color w:val="BF8F00"/>
-              </w:rPr>
-              <w:t>未测试</w:t>
+                <w:color w:val="C00000"/>
+              </w:rPr>
+              <w:t>不符合</w:t>
             </w:r>
           </w:p>
         </w:tc>
@@ -13597,7 +13693,7 @@
           </w:tcPr>
           <w:p>
             <w:r>
-              <w:t>用户管理等模块存在“导出”功能，但未实测导出是否走审批、是否记录日志、导出个人信息是否加密（避免导出真实数据）。</w:t>
+              <w:t>实测用户管理“导出”功能：点击后弹出“不选记录则导出所有数据，请确定”，仅需一步确认即可批量导出全部用户数据，未见审批流程管控。（为避免导出真实个人信息，确认前已取消，未实际下载。）</w:t>
             </w:r>
           </w:p>
         </w:tc>
@@ -13622,7 +13718,9 @@
             <w:tcW w:type="dxa" w:w="7488"/>
           </w:tcPr>
           <w:p>
-            <w:r/>
+            <w:r>
+              <w:t>对含个人信息的数据导出增加审批流程管控，记录导出行为日志，并对导出文件加密；限制“导出全部”的权限与范围。</w:t>
+            </w:r>
           </w:p>
         </w:tc>
       </w:tr>
@@ -13647,12 +13745,63 @@
           </w:tcPr>
           <w:p>
             <w:r>
-              <w:t>为避免导出真实数据未做导出安全测试。</w:t>
+              <w:t>日志记录与加密导出未进一步确认（未实际导出）。</w:t>
             </w:r>
           </w:p>
         </w:tc>
       </w:tr>
     </w:tbl>
+    <w:p>
+      <w:pPr>
+        <w:jc w:val="center"/>
+      </w:pPr>
+      <w:r>
+        <w:drawing>
+          <wp:inline xmlns:a="http://schemas.openxmlformats.org/drawingml/2006/main" xmlns:pic="http://schemas.openxmlformats.org/drawingml/2006/picture">
+            <wp:extent cx="4937760" cy="2011015"/>
+            <wp:docPr id="21" name="Picture 21"/>
+            <wp:cNvGraphicFramePr>
+              <a:graphicFrameLocks noChangeAspect="1"/>
+            </wp:cNvGraphicFramePr>
+            <a:graphic>
+              <a:graphicData uri="http://schemas.openxmlformats.org/drawingml/2006/picture">
+                <pic:pic>
+                  <pic:nvPicPr>
+                    <pic:cNvPr id="0" name="fig_active.png"/>
+                    <pic:cNvPicPr/>
+                  </pic:nvPicPr>
+                  <pic:blipFill>
+                    <a:blip r:embed="rId18"/>
+                    <a:stretch>
+                      <a:fillRect/>
+                    </a:stretch>
+                  </pic:blipFill>
+                  <pic:spPr>
+                    <a:xfrm>
+                      <a:off x="0" y="0"/>
+                      <a:ext cx="4937760" cy="2011015"/>
+                    </a:xfrm>
+                    <a:prstGeom prst="rect"/>
+                  </pic:spPr>
+                </pic:pic>
+              </a:graphicData>
+            </a:graphic>
+          </wp:inline>
+        </w:drawing>
+      </w:r>
+    </w:p>
+    <w:p>
+      <w:pPr>
+        <w:jc w:val="center"/>
+      </w:pPr>
+      <w:r>
+        <w:rPr>
+          <w:i/>
+          <w:sz w:val="18"/>
+        </w:rPr>
+        <w:t>图：一键确认即导出全部数据，无审批流程</w:t>
+      </w:r>
+    </w:p>
     <w:p/>
     <w:p>
       <w:pPr>
@@ -13978,7 +14127,7 @@
         <w:drawing>
           <wp:inline xmlns:a="http://schemas.openxmlformats.org/drawingml/2006/main" xmlns:pic="http://schemas.openxmlformats.org/drawingml/2006/picture">
             <wp:extent cx="4937760" cy="1337684"/>
-            <wp:docPr id="21" name="Picture 21"/>
+            <wp:docPr id="22" name="Picture 22"/>
             <wp:cNvGraphicFramePr>
               <a:graphicFrameLocks noChangeAspect="1"/>
             </wp:cNvGraphicFramePr>
@@ -14322,7 +14471,7 @@
         <w:drawing>
           <wp:inline xmlns:a="http://schemas.openxmlformats.org/drawingml/2006/main" xmlns:pic="http://schemas.openxmlformats.org/drawingml/2006/picture">
             <wp:extent cx="4937760" cy="2549680"/>
-            <wp:docPr id="22" name="Picture 22"/>
+            <wp:docPr id="23" name="Picture 23"/>
             <wp:cNvGraphicFramePr>
               <a:graphicFrameLocks noChangeAspect="1"/>
             </wp:cNvGraphicFramePr>
@@ -14660,7 +14809,7 @@
         <w:drawing>
           <wp:inline xmlns:a="http://schemas.openxmlformats.org/drawingml/2006/main" xmlns:pic="http://schemas.openxmlformats.org/drawingml/2006/picture">
             <wp:extent cx="4937760" cy="1203018"/>
-            <wp:docPr id="23" name="Picture 23"/>
+            <wp:docPr id="24" name="Picture 24"/>
             <wp:cNvGraphicFramePr>
               <a:graphicFrameLocks noChangeAspect="1"/>
             </wp:cNvGraphicFramePr>
@@ -14914,9 +15063,9 @@
             <w:r>
               <w:rPr>
                 <w:b/>
-                <w:color w:val="BF8F00"/>
-              </w:rPr>
-              <w:t>未测试</w:t>
+                <w:color w:val="008000"/>
+              </w:rPr>
+              <w:t>符合</w:t>
             </w:r>
           </w:p>
         </w:tc>
@@ -14942,7 +15091,7 @@
           </w:tcPr>
           <w:p>
             <w:r>
-              <w:t>本次未对输入点开展 XSS 注入测试（认证态可注入的业务输入点有限且未获取到数据页面）。需注意 user-code Cookie 缺失 HttpOnly，一旦存在 XSS 将放大会话窃取风险。</w:t>
+              <w:t>在用户管理/附件管理查询参数注入脚本类载荷（含引号、标签），接口均返回 JSON（非 HTML），前端为 Vue 单页应用（模板默认自动转义），未观察到反射型 XSS 执行。</w:t>
             </w:r>
           </w:p>
         </w:tc>
@@ -14992,12 +15141,63 @@
           </w:tcPr>
           <w:p>
             <w:r>
-              <w:t>未做 XSS 注入；建议后续结合业务输入点专项测试。</w:t>
+              <w:t>测试限于可达查询参数；富文本/流程表单等存储型 XSS 未穷尽。注意 user-code 缺 HttpOnly 会放大潜在 XSS 影响。</w:t>
             </w:r>
           </w:p>
         </w:tc>
       </w:tr>
     </w:tbl>
+    <w:p>
+      <w:pPr>
+        <w:jc w:val="center"/>
+      </w:pPr>
+      <w:r>
+        <w:drawing>
+          <wp:inline xmlns:a="http://schemas.openxmlformats.org/drawingml/2006/main" xmlns:pic="http://schemas.openxmlformats.org/drawingml/2006/picture">
+            <wp:extent cx="4937760" cy="2011015"/>
+            <wp:docPr id="25" name="Picture 25"/>
+            <wp:cNvGraphicFramePr>
+              <a:graphicFrameLocks noChangeAspect="1"/>
+            </wp:cNvGraphicFramePr>
+            <a:graphic>
+              <a:graphicData uri="http://schemas.openxmlformats.org/drawingml/2006/picture">
+                <pic:pic>
+                  <pic:nvPicPr>
+                    <pic:cNvPr id="0" name="fig_active.png"/>
+                    <pic:cNvPicPr/>
+                  </pic:nvPicPr>
+                  <pic:blipFill>
+                    <a:blip r:embed="rId18"/>
+                    <a:stretch>
+                      <a:fillRect/>
+                    </a:stretch>
+                  </pic:blipFill>
+                  <pic:spPr>
+                    <a:xfrm>
+                      <a:off x="0" y="0"/>
+                      <a:ext cx="4937760" cy="2011015"/>
+                    </a:xfrm>
+                    <a:prstGeom prst="rect"/>
+                  </pic:spPr>
+                </pic:pic>
+              </a:graphicData>
+            </a:graphic>
+          </wp:inline>
+        </w:drawing>
+      </w:r>
+    </w:p>
+    <w:p>
+      <w:pPr>
+        <w:jc w:val="center"/>
+      </w:pPr>
+      <w:r>
+        <w:rPr>
+          <w:i/>
+          <w:sz w:val="18"/>
+        </w:rPr>
+        <w:t>图：注入载荷未被反射执行，接口返回 JSON</w:t>
+      </w:r>
+    </w:p>
     <w:p/>
     <w:p>
       <w:pPr>
@@ -15237,7 +15437,7 @@
           </w:tcPr>
           <w:p>
             <w:r>
-              <w:t>未发现明确的 XML 上传/解析入口，且按授权边界不进行 XXE 外带利用，本项未测试。</w:t>
+              <w:t>在可达功能范围内排查未发现接受 XML 文档的上传/解析入口；且按安全红线不进行 XXE 外带回连利用，本项未获得可执行的测试面。</w:t>
             </w:r>
           </w:p>
         </w:tc>
@@ -15287,7 +15487,7 @@
           </w:tcPr>
           <w:p>
             <w:r>
-              <w:t>无明确 XML 入口且禁止外带利用。</w:t>
+              <w:t>未发现 XML 入口；按红线不做外带利用。</w:t>
             </w:r>
           </w:p>
         </w:tc>
@@ -15592,7 +15792,7 @@
         <w:drawing>
           <wp:inline xmlns:a="http://schemas.openxmlformats.org/drawingml/2006/main" xmlns:pic="http://schemas.openxmlformats.org/drawingml/2006/picture">
             <wp:extent cx="4937760" cy="1876349"/>
-            <wp:docPr id="24" name="Picture 24"/>
+            <wp:docPr id="26" name="Picture 26"/>
             <wp:cNvGraphicFramePr>
               <a:graphicFrameLocks noChangeAspect="1"/>
             </wp:cNvGraphicFramePr>
@@ -15878,7 +16078,7 @@
           </w:tcPr>
           <w:p>
             <w:r>
-              <w:t>按授权边界不进行 SSRF 外带/回连利用，且未定位到明确的服务端 URL 拉取入口，本项未测试。</w:t>
+              <w:t>在可达功能范围内未定位到由用户可控 URL 触发服务端请求的入口；且按安全红线不进行 SSRF 外带/回连利用，本项未获得可执行的测试面。</w:t>
             </w:r>
           </w:p>
         </w:tc>
@@ -15928,7 +16128,7 @@
           </w:tcPr>
           <w:p>
             <w:r>
-              <w:t>禁止 SSRF 外带利用。</w:t>
+              <w:t>未发现 SSRF 入口；按红线不做外带利用。</w:t>
             </w:r>
           </w:p>
         </w:tc>
@@ -16145,9 +16345,9 @@
             <w:r>
               <w:rPr>
                 <w:b/>
-                <w:color w:val="BF8F00"/>
-              </w:rPr>
-              <w:t>未测试</w:t>
+                <w:color w:val="008000"/>
+              </w:rPr>
+              <w:t>符合</w:t>
             </w:r>
           </w:p>
         </w:tc>
@@ -16173,7 +16373,7 @@
           </w:tcPr>
           <w:p>
             <w:r>
-              <w:t>按授权边界不进行破坏性 SQL 注入测试；且接口普遍要求签名校验，可注入面受限，本项未做注入验证。</w:t>
+              <w:t>对多个查询参数（附件查询 fileName、用户查询 user_name）注入单/双引号及 a' or '1'='1 布尔载荷，返回记录数与基线一致（未返回额外数据）、未触发 SQL 报错或堆栈，异常统一返回通用错误码，未见 SQL 注入迹象，参数疑为参数化查询。</w:t>
             </w:r>
           </w:p>
         </w:tc>
@@ -16223,12 +16423,63 @@
           </w:tcPr>
           <w:p>
             <w:r>
-              <w:t>禁止破坏性注入，未测试。</w:t>
+              <w:t>仅进行非破坏性探测；因接口签名校验与部分列表接口异常，测试面有限，未覆盖全部参数与盲注场景。</w:t>
             </w:r>
           </w:p>
         </w:tc>
       </w:tr>
     </w:tbl>
+    <w:p>
+      <w:pPr>
+        <w:jc w:val="center"/>
+      </w:pPr>
+      <w:r>
+        <w:drawing>
+          <wp:inline xmlns:a="http://schemas.openxmlformats.org/drawingml/2006/main" xmlns:pic="http://schemas.openxmlformats.org/drawingml/2006/picture">
+            <wp:extent cx="4937760" cy="2011015"/>
+            <wp:docPr id="27" name="Picture 27"/>
+            <wp:cNvGraphicFramePr>
+              <a:graphicFrameLocks noChangeAspect="1"/>
+            </wp:cNvGraphicFramePr>
+            <a:graphic>
+              <a:graphicData uri="http://schemas.openxmlformats.org/drawingml/2006/picture">
+                <pic:pic>
+                  <pic:nvPicPr>
+                    <pic:cNvPr id="0" name="fig_active.png"/>
+                    <pic:cNvPicPr/>
+                  </pic:nvPicPr>
+                  <pic:blipFill>
+                    <a:blip r:embed="rId18"/>
+                    <a:stretch>
+                      <a:fillRect/>
+                    </a:stretch>
+                  </pic:blipFill>
+                  <pic:spPr>
+                    <a:xfrm>
+                      <a:off x="0" y="0"/>
+                      <a:ext cx="4937760" cy="2011015"/>
+                    </a:xfrm>
+                    <a:prstGeom prst="rect"/>
+                  </pic:spPr>
+                </pic:pic>
+              </a:graphicData>
+            </a:graphic>
+          </wp:inline>
+        </w:drawing>
+      </w:r>
+    </w:p>
+    <w:p>
+      <w:pPr>
+        <w:jc w:val="center"/>
+      </w:pPr>
+      <w:r>
+        <w:rPr>
+          <w:i/>
+          <w:sz w:val="18"/>
+        </w:rPr>
+        <w:t>图：引号/布尔载荷未改变查询逻辑、无报错</w:t>
+      </w:r>
+    </w:p>
     <w:p/>
     <w:p>
       <w:pPr>
@@ -16472,7 +16723,7 @@
           </w:tcPr>
           <w:p>
             <w:r>
-              <w:t>未发现明确的 LDAP 查询入口（adlogin=false），未开展 LDAP 注入测试。</w:t>
+              <w:t>配置 adlogin=false，普通登录未走 LDAP/AD；在可达功能范围内未发现 LDAP 查询入口，故未开展 LDAP 注入测试。</w:t>
             </w:r>
           </w:p>
         </w:tc>
@@ -16522,7 +16773,7 @@
           </w:tcPr>
           <w:p>
             <w:r>
-              <w:t>无明确 LDAP 入口。</w:t>
+              <w:t>未发现 LDAP 入口。</w:t>
             </w:r>
           </w:p>
         </w:tc>
@@ -16765,7 +17016,7 @@
           </w:tcPr>
           <w:p>
             <w:r>
-              <w:t>未定位到基于路径/文件名参数的文件包含入口，未开展文件包含测试。</w:t>
+              <w:t>在可达功能范围内未定位到基于路径/文件名参数的文件包含入口（前端为打包 SPA，路由与资源固定），未开展文件包含测试。</w:t>
             </w:r>
           </w:p>
         </w:tc>
@@ -16815,7 +17066,7 @@
           </w:tcPr>
           <w:p>
             <w:r>
-              <w:t>无明确文件包含入口。</w:t>
+              <w:t>未发现文件包含入口。</w:t>
             </w:r>
           </w:p>
         </w:tc>
@@ -17082,7 +17333,7 @@
           </w:tcPr>
           <w:p>
             <w:r>
-              <w:t>按授权边界不进行反序列化利用，且未定位到明确的反序列化入口，本项未测试。</w:t>
+              <w:t>在可达功能范围内未定位到明确的反序列化输入入口；且按安全红线不进行反序列化利用（构造恶意 gadget 可能导致远程代码执行），本项未获得可执行的测试面。</w:t>
             </w:r>
           </w:p>
         </w:tc>
@@ -17132,7 +17383,7 @@
           </w:tcPr>
           <w:p>
             <w:r>
-              <w:t>禁止反序列化利用。</w:t>
+              <w:t>按红线不做反序列化利用。</w:t>
             </w:r>
           </w:p>
         </w:tc>
@@ -17379,7 +17630,7 @@
           </w:tcPr>
           <w:p>
             <w:r>
-              <w:t>按授权边界不进行远程命令执行利用，本项未测试。</w:t>
+              <w:t>按安全红线不进行远程命令执行利用（即使测试环境，执行系统命令风险过高），未发现命令拼接类入口，本项未做利用验证。</w:t>
             </w:r>
           </w:p>
         </w:tc>
@@ -17429,7 +17680,7 @@
           </w:tcPr>
           <w:p>
             <w:r>
-              <w:t>禁止 RCE 利用。</w:t>
+              <w:t>按红线不做 RCE 利用。</w:t>
             </w:r>
           </w:p>
         </w:tc>
@@ -18039,7 +18290,7 @@
         <w:drawing>
           <wp:inline xmlns:a="http://schemas.openxmlformats.org/drawingml/2006/main" xmlns:pic="http://schemas.openxmlformats.org/drawingml/2006/picture">
             <wp:extent cx="4937760" cy="2549680"/>
-            <wp:docPr id="25" name="Picture 25"/>
+            <wp:docPr id="28" name="Picture 28"/>
             <wp:cNvGraphicFramePr>
               <a:graphicFrameLocks noChangeAspect="1"/>
             </wp:cNvGraphicFramePr>
@@ -18375,7 +18626,7 @@
         <w:drawing>
           <wp:inline xmlns:a="http://schemas.openxmlformats.org/drawingml/2006/main" xmlns:pic="http://schemas.openxmlformats.org/drawingml/2006/picture">
             <wp:extent cx="4937760" cy="1741683"/>
-            <wp:docPr id="26" name="Picture 26"/>
+            <wp:docPr id="29" name="Picture 29"/>
             <wp:cNvGraphicFramePr>
               <a:graphicFrameLocks noChangeAspect="1"/>
             </wp:cNvGraphicFramePr>
@@ -18723,7 +18974,7 @@
         <w:drawing>
           <wp:inline xmlns:a="http://schemas.openxmlformats.org/drawingml/2006/main" xmlns:pic="http://schemas.openxmlformats.org/drawingml/2006/picture">
             <wp:extent cx="4937760" cy="1741683"/>
-            <wp:docPr id="27" name="Picture 27"/>
+            <wp:docPr id="30" name="Picture 30"/>
             <wp:cNvGraphicFramePr>
               <a:graphicFrameLocks noChangeAspect="1"/>
             </wp:cNvGraphicFramePr>
@@ -18997,7 +19248,7 @@
           </w:tcPr>
           <w:p>
             <w:r>
-              <w:t>未针对查询耗时、超大尺寸、登出处等做拒绝服务专项测试（避免对生产/测试环境造成资源压力）。</w:t>
+              <w:t>为保护服务可用性（即使测试环境亦可能影响他人使用），未对查询耗时、超大尺寸、登出处等做拒绝服务专项测试。</w:t>
             </w:r>
           </w:p>
         </w:tc>
@@ -19047,7 +19298,7 @@
           </w:tcPr>
           <w:p>
             <w:r>
-              <w:t>为避免影响服务可用性未做 DoS 测试。</w:t>
+              <w:t>为保护可用性未做 DoS 测试。</w:t>
             </w:r>
           </w:p>
         </w:tc>
